--- a/out/NOVOCIB Rapport d'essai 260621-2.docx
+++ b/out/NOVOCIB Rapport d'essai 260621-2.docx
@@ -975,7 +975,7 @@
                 <w:bCs/>
                 <w:color w:val="2F5496" w:themeColor="accent1" w:themeShade="BF"/>
               </w:rPr>
-              <w:t>04/06/2026 12h15 {{</w:t>
+              <w:t>04/06/2026 12h15 4°C</w:t>
             </w:r>
             <w:proofErr w:type="spellStart"/>
             <w:r>
@@ -1003,7 +1003,6 @@
                 <w:bCs/>
                 <w:color w:val="2F5496" w:themeColor="accent1" w:themeShade="BF"/>
               </w:rPr>
-              <w:t>temperature_reception</w:t>
             </w:r>
             <w:proofErr w:type="spellEnd"/>
             <w:r>
@@ -1013,7 +1012,6 @@
                 <w:bCs/>
                 <w:color w:val="2F5496" w:themeColor="accent1" w:themeShade="BF"/>
               </w:rPr>
-              <w:t>}}</w:t>
             </w:r>
           </w:p>
         </w:tc>
@@ -2433,7 +2431,7 @@
                 <w:bCs/>
                 <w:color w:val="2F5496" w:themeColor="accent1" w:themeShade="BF"/>
               </w:rPr>
-              <w:t xml:space="preserve"> 0.84312606959498%</w:t>
+              <w:t xml:space="preserve"> 84%%</w:t>
             </w:r>
             <w:proofErr w:type="spellStart"/>
             <w:r>
@@ -2482,6 +2480,7 @@
                 <w:bCs/>
                 <w:color w:val="2F5496" w:themeColor="accent1" w:themeShade="BF"/>
               </w:rPr>
+              <w:t>None%</w:t>
             </w:r>
             <w:proofErr w:type="spellStart"/>
             <w:r>
